--- a/day-2/Roosc Zaño.docx
+++ b/day-2/Roosc Zaño.docx
@@ -106,8 +106,18 @@
           <w:szCs w:val="32"/>
           <w:lang w:val="en-US"/>
         </w:rPr>
-        <w:t xml:space="preserve">Part </w:t>
-      </w:r>
+        <w:t>Part 3 – API: Write Operations</w:t>
+      </w:r>
+    </w:p>
+    <w:p>
+      <w:pPr>
+        <w:rPr>
+          <w:rFonts w:cs="Times New Roman"/>
+          <w:b/>
+          <w:bCs/>
+          <w:lang w:val="en-US"/>
+        </w:rPr>
+      </w:pPr>
       <w:r>
         <w:rPr>
           <w:rFonts w:cs="Times New Roman"/>
@@ -117,60 +127,19 @@
           <w:szCs w:val="32"/>
           <w:lang w:val="en-US"/>
         </w:rPr>
-        <w:t>3</w:t>
-      </w:r>
-      <w:r>
-        <w:rPr>
-          <w:rFonts w:cs="Times New Roman"/>
-          <w:b/>
-          <w:bCs/>
-          <w:sz w:val="32"/>
-          <w:szCs w:val="32"/>
-          <w:lang w:val="en-US"/>
-        </w:rPr>
-        <w:t xml:space="preserve"> – </w:t>
-      </w:r>
-      <w:r>
-        <w:rPr>
-          <w:rFonts w:cs="Times New Roman"/>
-          <w:b/>
-          <w:bCs/>
-          <w:sz w:val="32"/>
-          <w:szCs w:val="32"/>
-          <w:lang w:val="en-US"/>
-        </w:rPr>
-        <w:t>API: Write Operations</w:t>
-      </w:r>
-    </w:p>
-    <w:p>
-      <w:pPr>
-        <w:rPr>
-          <w:rFonts w:cs="Times New Roman"/>
-          <w:b/>
-          <w:bCs/>
-          <w:lang w:val="en-US"/>
-        </w:rPr>
-      </w:pPr>
-      <w:r>
-        <w:rPr>
-          <w:rFonts w:cs="Times New Roman"/>
-          <w:b/>
-          <w:bCs/>
-          <w:lang w:val="en-US"/>
-        </w:rPr>
         <w:drawing>
-          <wp:anchor distT="0" distB="0" distL="114300" distR="114300" simplePos="0" relativeHeight="251659264" behindDoc="0" locked="0" layoutInCell="1" allowOverlap="1" wp14:anchorId="58B827F4" wp14:editId="785EAD03">
+          <wp:anchor distT="0" distB="0" distL="114300" distR="114300" simplePos="0" relativeHeight="251663360" behindDoc="0" locked="0" layoutInCell="1" allowOverlap="1" wp14:anchorId="20391116" wp14:editId="7EE226DB">
             <wp:simplePos x="0" y="0"/>
             <wp:positionH relativeFrom="margin">
-              <wp:posOffset>1136015</wp:posOffset>
+              <wp:posOffset>467360</wp:posOffset>
             </wp:positionH>
             <wp:positionV relativeFrom="paragraph">
-              <wp:posOffset>419735</wp:posOffset>
+              <wp:posOffset>288925</wp:posOffset>
             </wp:positionV>
-            <wp:extent cx="4323080" cy="2432050"/>
-            <wp:effectExtent l="0" t="0" r="1270" b="6350"/>
+            <wp:extent cx="3756660" cy="2113280"/>
+            <wp:effectExtent l="0" t="0" r="0" b="1270"/>
             <wp:wrapTopAndBottom/>
-            <wp:docPr id="950531986" name="Picture 1"/>
+            <wp:docPr id="292517895" name="Picture 1"/>
             <wp:cNvGraphicFramePr>
               <a:graphicFrameLocks xmlns:a="http://schemas.openxmlformats.org/drawingml/2006/main" noChangeAspect="1"/>
             </wp:cNvGraphicFramePr>
@@ -178,7 +147,7 @@
               <a:graphicData uri="http://schemas.openxmlformats.org/drawingml/2006/picture">
                 <pic:pic xmlns:pic="http://schemas.openxmlformats.org/drawingml/2006/picture">
                   <pic:nvPicPr>
-                    <pic:cNvPr id="950531986" name="Picture 1"/>
+                    <pic:cNvPr id="292517895" name=""/>
                     <pic:cNvPicPr/>
                   </pic:nvPicPr>
                   <pic:blipFill>
@@ -196,7 +165,7 @@
                   <pic:spPr>
                     <a:xfrm>
                       <a:off x="0" y="0"/>
-                      <a:ext cx="4323080" cy="2432050"/>
+                      <a:ext cx="3756660" cy="2113280"/>
                     </a:xfrm>
                     <a:prstGeom prst="rect">
                       <a:avLst/>
@@ -221,7 +190,16 @@
           <w:bCs/>
           <w:lang w:val="en-US"/>
         </w:rPr>
-        <w:t>POST /</w:t>
+        <w:t xml:space="preserve">GET </w:t>
+      </w:r>
+      <w:r>
+        <w:rPr>
+          <w:rFonts w:cs="Times New Roman"/>
+          <w:b/>
+          <w:bCs/>
+          <w:lang w:val="en-US"/>
+        </w:rPr>
+        <w:t>/</w:t>
       </w:r>
       <w:proofErr w:type="spellStart"/>
       <w:r>
@@ -248,37 +226,59 @@
       <w:pPr>
         <w:rPr>
           <w:rFonts w:cs="Times New Roman"/>
-          <w:lang w:val="en-US"/>
-        </w:rPr>
-      </w:pPr>
-    </w:p>
-    <w:p>
-      <w:pPr>
-        <w:rPr>
-          <w:rFonts w:cs="Times New Roman"/>
-          <w:b/>
-          <w:bCs/>
-          <w:lang w:val="en-US"/>
-        </w:rPr>
-      </w:pPr>
-      <w:r>
-        <w:rPr>
-          <w:rFonts w:cs="Times New Roman"/>
+          <w:b/>
+          <w:bCs/>
+          <w:sz w:val="32"/>
+          <w:szCs w:val="32"/>
+          <w:lang w:val="en-US"/>
+        </w:rPr>
+      </w:pPr>
+    </w:p>
+    <w:p>
+      <w:pPr>
+        <w:rPr>
+          <w:rFonts w:cs="Times New Roman"/>
+          <w:b/>
+          <w:bCs/>
+          <w:sz w:val="32"/>
+          <w:szCs w:val="32"/>
+          <w:lang w:val="en-US"/>
+        </w:rPr>
+      </w:pPr>
+    </w:p>
+    <w:p>
+      <w:pPr>
+        <w:rPr>
+          <w:rFonts w:cs="Times New Roman"/>
+          <w:b/>
+          <w:bCs/>
+          <w:sz w:val="32"/>
+          <w:szCs w:val="32"/>
+          <w:lang w:val="en-US"/>
+        </w:rPr>
+      </w:pPr>
+      <w:r>
+        <w:rPr>
+          <w:rFonts w:cs="Times New Roman"/>
+          <w:b/>
+          <w:bCs/>
+          <w:sz w:val="32"/>
+          <w:szCs w:val="32"/>
           <w:lang w:val="en-US"/>
         </w:rPr>
         <w:drawing>
-          <wp:anchor distT="0" distB="0" distL="114300" distR="114300" simplePos="0" relativeHeight="251658240" behindDoc="0" locked="0" layoutInCell="1" allowOverlap="1" wp14:anchorId="273A02B7" wp14:editId="67DF30C4">
+          <wp:anchor distT="0" distB="0" distL="114300" distR="114300" simplePos="0" relativeHeight="251666432" behindDoc="0" locked="0" layoutInCell="1" allowOverlap="1" wp14:anchorId="7C72814C" wp14:editId="1414D954">
             <wp:simplePos x="0" y="0"/>
             <wp:positionH relativeFrom="margin">
-              <wp:posOffset>1247775</wp:posOffset>
+              <wp:posOffset>568960</wp:posOffset>
             </wp:positionH>
             <wp:positionV relativeFrom="paragraph">
-              <wp:posOffset>445135</wp:posOffset>
+              <wp:posOffset>586105</wp:posOffset>
             </wp:positionV>
-            <wp:extent cx="3888105" cy="2186940"/>
+            <wp:extent cx="3413760" cy="1920240"/>
             <wp:effectExtent l="0" t="0" r="0" b="3810"/>
             <wp:wrapTopAndBottom/>
-            <wp:docPr id="1714678141" name="Picture 1"/>
+            <wp:docPr id="727648588" name="Picture 1"/>
             <wp:cNvGraphicFramePr>
               <a:graphicFrameLocks xmlns:a="http://schemas.openxmlformats.org/drawingml/2006/main" noChangeAspect="1"/>
             </wp:cNvGraphicFramePr>
@@ -286,7 +286,7 @@
               <a:graphicData uri="http://schemas.openxmlformats.org/drawingml/2006/picture">
                 <pic:pic xmlns:pic="http://schemas.openxmlformats.org/drawingml/2006/picture">
                   <pic:nvPicPr>
-                    <pic:cNvPr id="1714678141" name="Picture 1"/>
+                    <pic:cNvPr id="727648588" name=""/>
                     <pic:cNvPicPr/>
                   </pic:nvPicPr>
                   <pic:blipFill>
@@ -304,7 +304,7 @@
                   <pic:spPr>
                     <a:xfrm>
                       <a:off x="0" y="0"/>
-                      <a:ext cx="3888105" cy="2186940"/>
+                      <a:ext cx="3413760" cy="1920240"/>
                     </a:xfrm>
                     <a:prstGeom prst="rect">
                       <a:avLst/>
@@ -327,27 +327,11 @@
           <w:rFonts w:cs="Times New Roman"/>
           <w:b/>
           <w:bCs/>
-          <w:lang w:val="en-US"/>
-        </w:rPr>
-        <w:t>PUT</w:t>
-      </w:r>
-      <w:r>
-        <w:rPr>
-          <w:rFonts w:cs="Times New Roman"/>
-          <w:b/>
-          <w:bCs/>
-          <w:lang w:val="en-US"/>
-        </w:rPr>
-        <w:t xml:space="preserve"> </w:t>
-      </w:r>
-      <w:r>
-        <w:rPr>
-          <w:rFonts w:cs="Times New Roman"/>
-          <w:b/>
-          <w:bCs/>
-          <w:lang w:val="en-US"/>
-        </w:rPr>
-        <w:t>/</w:t>
+          <w:sz w:val="32"/>
+          <w:szCs w:val="32"/>
+          <w:lang w:val="en-US"/>
+        </w:rPr>
+        <w:t>GET /</w:t>
       </w:r>
       <w:proofErr w:type="spellStart"/>
       <w:r>
@@ -355,6 +339,8 @@
           <w:rFonts w:cs="Times New Roman"/>
           <w:b/>
           <w:bCs/>
+          <w:sz w:val="32"/>
+          <w:szCs w:val="32"/>
           <w:lang w:val="en-US"/>
         </w:rPr>
         <w:t>api</w:t>
@@ -365,95 +351,56 @@
           <w:rFonts w:cs="Times New Roman"/>
           <w:b/>
           <w:bCs/>
-          <w:lang w:val="en-US"/>
-        </w:rPr>
-        <w:t>/student</w:t>
-      </w:r>
-      <w:r>
-        <w:rPr>
-          <w:rFonts w:cs="Times New Roman"/>
-          <w:b/>
-          <w:bCs/>
-          <w:lang w:val="en-US"/>
-        </w:rPr>
-        <w:t>/5</w:t>
-      </w:r>
-    </w:p>
-    <w:p>
-      <w:pPr>
-        <w:rPr>
-          <w:rFonts w:cs="Times New Roman"/>
-          <w:b/>
-          <w:bCs/>
-          <w:lang w:val="en-US"/>
-        </w:rPr>
-      </w:pPr>
-    </w:p>
-    <w:p>
-      <w:pPr>
-        <w:rPr>
-          <w:rFonts w:cs="Times New Roman"/>
-          <w:b/>
-          <w:bCs/>
-          <w:lang w:val="en-US"/>
-        </w:rPr>
-      </w:pPr>
-      <w:r>
-        <w:rPr>
-          <w:rFonts w:cs="Times New Roman"/>
-          <w:b/>
-          <w:bCs/>
+          <w:sz w:val="32"/>
+          <w:szCs w:val="32"/>
+          <w:lang w:val="en-US"/>
+        </w:rPr>
+        <w:t>/student/2</w:t>
+      </w:r>
+    </w:p>
+    <w:p>
+      <w:pPr>
+        <w:rPr>
+          <w:rFonts w:cs="Times New Roman"/>
+          <w:b/>
+          <w:bCs/>
+          <w:sz w:val="32"/>
+          <w:szCs w:val="32"/>
+          <w:lang w:val="en-US"/>
+        </w:rPr>
+      </w:pPr>
+    </w:p>
+    <w:p>
+      <w:pPr>
+        <w:rPr>
+          <w:rFonts w:cs="Times New Roman"/>
+          <w:b/>
+          <w:bCs/>
+          <w:lang w:val="en-US"/>
+        </w:rPr>
+      </w:pPr>
+      <w:r>
+        <w:rPr>
+          <w:rFonts w:cs="Times New Roman"/>
+          <w:b/>
+          <w:bCs/>
+          <w:noProof/>
           <w:lang w:val="en-US"/>
         </w:rPr>
         <w:lastRenderedPageBreak/>
-        <w:t>PATCH /</w:t>
-      </w:r>
-      <w:proofErr w:type="spellStart"/>
-      <w:r>
-        <w:rPr>
-          <w:rFonts w:cs="Times New Roman"/>
-          <w:b/>
-          <w:bCs/>
-          <w:lang w:val="en-US"/>
-        </w:rPr>
-        <w:t>api</w:t>
-      </w:r>
-      <w:proofErr w:type="spellEnd"/>
-      <w:r>
-        <w:rPr>
-          <w:rFonts w:cs="Times New Roman"/>
-          <w:b/>
-          <w:bCs/>
-          <w:lang w:val="en-US"/>
-        </w:rPr>
-        <w:t>/student/5</w:t>
-      </w:r>
-    </w:p>
-    <w:p>
-      <w:pPr>
-        <w:rPr>
-          <w:rFonts w:cs="Times New Roman"/>
-          <w:lang w:val="en-US"/>
-        </w:rPr>
-      </w:pPr>
-      <w:r>
-        <w:rPr>
-          <w:rFonts w:cs="Times New Roman"/>
-          <w:lang w:val="en-US"/>
-        </w:rPr>
         <w:drawing>
-          <wp:anchor distT="0" distB="0" distL="114300" distR="114300" simplePos="0" relativeHeight="251662336" behindDoc="0" locked="0" layoutInCell="1" allowOverlap="1" wp14:anchorId="2D3F0AB6" wp14:editId="182F410C">
+          <wp:anchor distT="0" distB="0" distL="114300" distR="114300" simplePos="0" relativeHeight="251659264" behindDoc="0" locked="0" layoutInCell="1" allowOverlap="1" wp14:anchorId="58B827F4" wp14:editId="6140F571">
             <wp:simplePos x="0" y="0"/>
             <wp:positionH relativeFrom="margin">
-              <wp:align>center</wp:align>
+              <wp:posOffset>1137920</wp:posOffset>
             </wp:positionH>
             <wp:positionV relativeFrom="paragraph">
-              <wp:posOffset>52</wp:posOffset>
+              <wp:posOffset>426720</wp:posOffset>
             </wp:positionV>
-            <wp:extent cx="4201297" cy="2363230"/>
-            <wp:effectExtent l="0" t="0" r="8890" b="0"/>
+            <wp:extent cx="3683635" cy="2072640"/>
+            <wp:effectExtent l="0" t="0" r="0" b="3810"/>
             <wp:wrapTopAndBottom/>
-            <wp:docPr id="574529614" name="Picture 1"/>
+            <wp:docPr id="950531986" name="Picture 1"/>
             <wp:cNvGraphicFramePr>
               <a:graphicFrameLocks xmlns:a="http://schemas.openxmlformats.org/drawingml/2006/main" noChangeAspect="1"/>
             </wp:cNvGraphicFramePr>
@@ -461,7 +408,7 @@
               <a:graphicData uri="http://schemas.openxmlformats.org/drawingml/2006/picture">
                 <pic:pic xmlns:pic="http://schemas.openxmlformats.org/drawingml/2006/picture">
                   <pic:nvPicPr>
-                    <pic:cNvPr id="574529614" name=""/>
+                    <pic:cNvPr id="950531986" name="Picture 1"/>
                     <pic:cNvPicPr/>
                   </pic:nvPicPr>
                   <pic:blipFill>
@@ -479,7 +426,7 @@
                   <pic:spPr>
                     <a:xfrm>
                       <a:off x="0" y="0"/>
-                      <a:ext cx="4201297" cy="2363230"/>
+                      <a:ext cx="3683635" cy="2072640"/>
                     </a:xfrm>
                     <a:prstGeom prst="rect">
                       <a:avLst/>
@@ -488,28 +435,302 @@
                 </pic:pic>
               </a:graphicData>
             </a:graphic>
+            <wp14:sizeRelH relativeFrom="margin">
+              <wp14:pctWidth>0</wp14:pctWidth>
+            </wp14:sizeRelH>
+            <wp14:sizeRelV relativeFrom="margin">
+              <wp14:pctHeight>0</wp14:pctHeight>
+            </wp14:sizeRelV>
           </wp:anchor>
         </w:drawing>
       </w:r>
-    </w:p>
-    <w:p>
-      <w:pPr>
-        <w:rPr>
-          <w:rFonts w:cs="Times New Roman"/>
-          <w:b/>
-          <w:bCs/>
-          <w:lang w:val="en-US"/>
-        </w:rPr>
-      </w:pPr>
-      <w:r>
-        <w:rPr>
-          <w:rFonts w:cs="Times New Roman"/>
-          <w:b/>
-          <w:bCs/>
+      <w:r>
+        <w:rPr>
+          <w:rFonts w:cs="Times New Roman"/>
+          <w:b/>
+          <w:bCs/>
+          <w:lang w:val="en-US"/>
+        </w:rPr>
+        <w:t>POST /</w:t>
+      </w:r>
+      <w:proofErr w:type="spellStart"/>
+      <w:r>
+        <w:rPr>
+          <w:rFonts w:cs="Times New Roman"/>
+          <w:b/>
+          <w:bCs/>
+          <w:lang w:val="en-US"/>
+        </w:rPr>
+        <w:t>api</w:t>
+      </w:r>
+      <w:proofErr w:type="spellEnd"/>
+      <w:r>
+        <w:rPr>
+          <w:rFonts w:cs="Times New Roman"/>
+          <w:b/>
+          <w:bCs/>
+          <w:lang w:val="en-US"/>
+        </w:rPr>
+        <w:t>/student</w:t>
+      </w:r>
+    </w:p>
+    <w:p>
+      <w:pPr>
+        <w:rPr>
+          <w:rFonts w:cs="Times New Roman"/>
+          <w:lang w:val="en-US"/>
+        </w:rPr>
+      </w:pPr>
+    </w:p>
+    <w:p>
+      <w:pPr>
+        <w:rPr>
+          <w:rFonts w:cs="Times New Roman"/>
+          <w:b/>
+          <w:bCs/>
+          <w:lang w:val="en-US"/>
+        </w:rPr>
+      </w:pPr>
+      <w:r>
+        <w:rPr>
+          <w:rFonts w:cs="Times New Roman"/>
+          <w:noProof/>
           <w:lang w:val="en-US"/>
         </w:rPr>
         <w:drawing>
-          <wp:anchor distT="0" distB="0" distL="114300" distR="114300" simplePos="0" relativeHeight="251660288" behindDoc="0" locked="0" layoutInCell="1" allowOverlap="1" wp14:anchorId="0E3EA2C6" wp14:editId="741D3B9A">
+          <wp:anchor distT="0" distB="0" distL="114300" distR="114300" simplePos="0" relativeHeight="251658240" behindDoc="0" locked="0" layoutInCell="1" allowOverlap="1" wp14:anchorId="273A02B7" wp14:editId="20A7D271">
+            <wp:simplePos x="0" y="0"/>
+            <wp:positionH relativeFrom="margin">
+              <wp:posOffset>1239520</wp:posOffset>
+            </wp:positionH>
+            <wp:positionV relativeFrom="paragraph">
+              <wp:posOffset>451485</wp:posOffset>
+            </wp:positionV>
+            <wp:extent cx="3271520" cy="1839595"/>
+            <wp:effectExtent l="0" t="0" r="5080" b="8255"/>
+            <wp:wrapTopAndBottom/>
+            <wp:docPr id="1714678141" name="Picture 1"/>
+            <wp:cNvGraphicFramePr>
+              <a:graphicFrameLocks xmlns:a="http://schemas.openxmlformats.org/drawingml/2006/main" noChangeAspect="1"/>
+            </wp:cNvGraphicFramePr>
+            <a:graphic xmlns:a="http://schemas.openxmlformats.org/drawingml/2006/main">
+              <a:graphicData uri="http://schemas.openxmlformats.org/drawingml/2006/picture">
+                <pic:pic xmlns:pic="http://schemas.openxmlformats.org/drawingml/2006/picture">
+                  <pic:nvPicPr>
+                    <pic:cNvPr id="1714678141" name="Picture 1"/>
+                    <pic:cNvPicPr/>
+                  </pic:nvPicPr>
+                  <pic:blipFill>
+                    <a:blip r:embed="rId7" cstate="print">
+                      <a:extLst>
+                        <a:ext uri="{28A0092B-C50C-407E-A947-70E740481C1C}">
+                          <a14:useLocalDpi xmlns:a14="http://schemas.microsoft.com/office/drawing/2010/main" val="0"/>
+                        </a:ext>
+                      </a:extLst>
+                    </a:blip>
+                    <a:stretch>
+                      <a:fillRect/>
+                    </a:stretch>
+                  </pic:blipFill>
+                  <pic:spPr>
+                    <a:xfrm>
+                      <a:off x="0" y="0"/>
+                      <a:ext cx="3271520" cy="1839595"/>
+                    </a:xfrm>
+                    <a:prstGeom prst="rect">
+                      <a:avLst/>
+                    </a:prstGeom>
+                  </pic:spPr>
+                </pic:pic>
+              </a:graphicData>
+            </a:graphic>
+            <wp14:sizeRelH relativeFrom="margin">
+              <wp14:pctWidth>0</wp14:pctWidth>
+            </wp14:sizeRelH>
+            <wp14:sizeRelV relativeFrom="margin">
+              <wp14:pctHeight>0</wp14:pctHeight>
+            </wp14:sizeRelV>
+          </wp:anchor>
+        </w:drawing>
+      </w:r>
+      <w:r>
+        <w:rPr>
+          <w:rFonts w:cs="Times New Roman"/>
+          <w:b/>
+          <w:bCs/>
+          <w:lang w:val="en-US"/>
+        </w:rPr>
+        <w:t>PUT</w:t>
+      </w:r>
+      <w:r>
+        <w:rPr>
+          <w:rFonts w:cs="Times New Roman"/>
+          <w:b/>
+          <w:bCs/>
+          <w:lang w:val="en-US"/>
+        </w:rPr>
+        <w:t xml:space="preserve"> /</w:t>
+      </w:r>
+      <w:proofErr w:type="spellStart"/>
+      <w:r>
+        <w:rPr>
+          <w:rFonts w:cs="Times New Roman"/>
+          <w:b/>
+          <w:bCs/>
+          <w:lang w:val="en-US"/>
+        </w:rPr>
+        <w:t>api</w:t>
+      </w:r>
+      <w:proofErr w:type="spellEnd"/>
+      <w:r>
+        <w:rPr>
+          <w:rFonts w:cs="Times New Roman"/>
+          <w:b/>
+          <w:bCs/>
+          <w:lang w:val="en-US"/>
+        </w:rPr>
+        <w:t>/student/5</w:t>
+      </w:r>
+    </w:p>
+    <w:p>
+      <w:pPr>
+        <w:rPr>
+          <w:rFonts w:cs="Times New Roman"/>
+          <w:b/>
+          <w:bCs/>
+          <w:lang w:val="en-US"/>
+        </w:rPr>
+      </w:pPr>
+    </w:p>
+    <w:p>
+      <w:pPr>
+        <w:rPr>
+          <w:rFonts w:cs="Times New Roman"/>
+          <w:b/>
+          <w:bCs/>
+          <w:lang w:val="en-US"/>
+        </w:rPr>
+      </w:pPr>
+      <w:r>
+        <w:rPr>
+          <w:rFonts w:cs="Times New Roman"/>
+          <w:b/>
+          <w:bCs/>
+          <w:lang w:val="en-US"/>
+        </w:rPr>
+        <w:t>PATCH /</w:t>
+      </w:r>
+      <w:proofErr w:type="spellStart"/>
+      <w:r>
+        <w:rPr>
+          <w:rFonts w:cs="Times New Roman"/>
+          <w:b/>
+          <w:bCs/>
+          <w:lang w:val="en-US"/>
+        </w:rPr>
+        <w:t>api</w:t>
+      </w:r>
+      <w:proofErr w:type="spellEnd"/>
+      <w:r>
+        <w:rPr>
+          <w:rFonts w:cs="Times New Roman"/>
+          <w:b/>
+          <w:bCs/>
+          <w:lang w:val="en-US"/>
+        </w:rPr>
+        <w:t>/student/5</w:t>
+      </w:r>
+    </w:p>
+    <w:p>
+      <w:pPr>
+        <w:rPr>
+          <w:rFonts w:cs="Times New Roman"/>
+          <w:lang w:val="en-US"/>
+        </w:rPr>
+      </w:pPr>
+      <w:r>
+        <w:rPr>
+          <w:rFonts w:cs="Times New Roman"/>
+          <w:noProof/>
+          <w:lang w:val="en-US"/>
+        </w:rPr>
+        <w:drawing>
+          <wp:anchor distT="0" distB="0" distL="114300" distR="114300" simplePos="0" relativeHeight="251662336" behindDoc="0" locked="0" layoutInCell="1" allowOverlap="1" wp14:anchorId="2D3F0AB6" wp14:editId="10BF9445">
+            <wp:simplePos x="0" y="0"/>
+            <wp:positionH relativeFrom="margin">
+              <wp:align>center</wp:align>
+            </wp:positionH>
+            <wp:positionV relativeFrom="paragraph">
+              <wp:posOffset>273685</wp:posOffset>
+            </wp:positionV>
+            <wp:extent cx="3495040" cy="1965960"/>
+            <wp:effectExtent l="0" t="0" r="0" b="0"/>
+            <wp:wrapTopAndBottom/>
+            <wp:docPr id="574529614" name="Picture 1"/>
+            <wp:cNvGraphicFramePr>
+              <a:graphicFrameLocks xmlns:a="http://schemas.openxmlformats.org/drawingml/2006/main" noChangeAspect="1"/>
+            </wp:cNvGraphicFramePr>
+            <a:graphic xmlns:a="http://schemas.openxmlformats.org/drawingml/2006/main">
+              <a:graphicData uri="http://schemas.openxmlformats.org/drawingml/2006/picture">
+                <pic:pic xmlns:pic="http://schemas.openxmlformats.org/drawingml/2006/picture">
+                  <pic:nvPicPr>
+                    <pic:cNvPr id="574529614" name=""/>
+                    <pic:cNvPicPr/>
+                  </pic:nvPicPr>
+                  <pic:blipFill>
+                    <a:blip r:embed="rId8" cstate="print">
+                      <a:extLst>
+                        <a:ext uri="{28A0092B-C50C-407E-A947-70E740481C1C}">
+                          <a14:useLocalDpi xmlns:a14="http://schemas.microsoft.com/office/drawing/2010/main" val="0"/>
+                        </a:ext>
+                      </a:extLst>
+                    </a:blip>
+                    <a:stretch>
+                      <a:fillRect/>
+                    </a:stretch>
+                  </pic:blipFill>
+                  <pic:spPr>
+                    <a:xfrm>
+                      <a:off x="0" y="0"/>
+                      <a:ext cx="3495040" cy="1965960"/>
+                    </a:xfrm>
+                    <a:prstGeom prst="rect">
+                      <a:avLst/>
+                    </a:prstGeom>
+                  </pic:spPr>
+                </pic:pic>
+              </a:graphicData>
+            </a:graphic>
+            <wp14:sizeRelH relativeFrom="margin">
+              <wp14:pctWidth>0</wp14:pctWidth>
+            </wp14:sizeRelH>
+            <wp14:sizeRelV relativeFrom="margin">
+              <wp14:pctHeight>0</wp14:pctHeight>
+            </wp14:sizeRelV>
+          </wp:anchor>
+        </w:drawing>
+      </w:r>
+    </w:p>
+    <w:p>
+      <w:pPr>
+        <w:rPr>
+          <w:rFonts w:cs="Times New Roman"/>
+          <w:b/>
+          <w:bCs/>
+          <w:lang w:val="en-US"/>
+        </w:rPr>
+      </w:pPr>
+      <w:r>
+        <w:rPr>
+          <w:rFonts w:cs="Times New Roman"/>
+          <w:b/>
+          <w:bCs/>
+          <w:noProof/>
+          <w:lang w:val="en-US"/>
+        </w:rPr>
+        <w:lastRenderedPageBreak/>
+        <w:drawing>
+          <wp:anchor distT="0" distB="0" distL="114300" distR="114300" simplePos="0" relativeHeight="251660288" behindDoc="0" locked="0" layoutInCell="1" allowOverlap="1" wp14:anchorId="0E3EA2C6" wp14:editId="2593B55E">
             <wp:simplePos x="0" y="0"/>
             <wp:positionH relativeFrom="margin">
               <wp:align>center</wp:align>
@@ -532,7 +753,7 @@
                     <pic:cNvPicPr/>
                   </pic:nvPicPr>
                   <pic:blipFill>
-                    <a:blip r:embed="rId7" cstate="print">
+                    <a:blip r:embed="rId9" cstate="print">
                       <a:extLst>
                         <a:ext uri="{28A0092B-C50C-407E-A947-70E740481C1C}">
                           <a14:useLocalDpi xmlns:a14="http://schemas.microsoft.com/office/drawing/2010/main" val="0"/>
@@ -580,16 +801,7 @@
           <w:bCs/>
           <w:lang w:val="en-US"/>
         </w:rPr>
-        <w:t xml:space="preserve"> </w:t>
-      </w:r>
-      <w:r>
-        <w:rPr>
-          <w:rFonts w:cs="Times New Roman"/>
-          <w:b/>
-          <w:bCs/>
-          <w:lang w:val="en-US"/>
-        </w:rPr>
-        <w:t>/</w:t>
+        <w:t xml:space="preserve"> /</w:t>
       </w:r>
       <w:proofErr w:type="spellStart"/>
       <w:r>
@@ -651,29 +863,66 @@
           <w:lang w:val="en-US"/>
         </w:rPr>
       </w:pPr>
-    </w:p>
-    <w:p>
-      <w:pPr>
-        <w:rPr>
-          <w:rFonts w:cs="Times New Roman"/>
-          <w:b/>
-          <w:bCs/>
-          <w:lang w:val="en-US"/>
-        </w:rPr>
-      </w:pPr>
-    </w:p>
-    <w:p>
-      <w:pPr>
-        <w:rPr>
-          <w:rFonts w:cs="Times New Roman"/>
-          <w:b/>
-          <w:bCs/>
-          <w:lang w:val="en-US"/>
-        </w:rPr>
-      </w:pPr>
-    </w:p>
-    <w:p>
-      <w:pPr>
+      <w:r>
+        <w:rPr>
+          <w:rFonts w:cs="Times New Roman"/>
+          <w:b/>
+          <w:bCs/>
+          <w:lang w:val="en-US"/>
+        </w:rPr>
+        <w:t>GET /</w:t>
+      </w:r>
+      <w:proofErr w:type="spellStart"/>
+      <w:r>
+        <w:rPr>
+          <w:rFonts w:cs="Times New Roman"/>
+          <w:b/>
+          <w:bCs/>
+          <w:lang w:val="en-US"/>
+        </w:rPr>
+        <w:t>api</w:t>
+      </w:r>
+      <w:proofErr w:type="spellEnd"/>
+      <w:r>
+        <w:rPr>
+          <w:rFonts w:cs="Times New Roman"/>
+          <w:b/>
+          <w:bCs/>
+          <w:lang w:val="en-US"/>
+        </w:rPr>
+        <w:t>/student</w:t>
+      </w:r>
+    </w:p>
+    <w:p>
+      <w:pPr>
+        <w:rPr>
+          <w:rFonts w:cs="Times New Roman"/>
+          <w:b/>
+          <w:bCs/>
+          <w:lang w:val="en-US"/>
+        </w:rPr>
+      </w:pPr>
+    </w:p>
+    <w:p>
+      <w:pPr>
+        <w:rPr>
+          <w:rFonts w:cs="Times New Roman"/>
+          <w:b/>
+          <w:bCs/>
+          <w:lang w:val="en-US"/>
+        </w:rPr>
+      </w:pPr>
+    </w:p>
+    <w:p>
+      <w:pPr>
+        <w:rPr>
+          <w:rFonts w:cs="Times New Roman"/>
+          <w:b/>
+          <w:bCs/>
+          <w:lang w:val="en-US"/>
+        </w:rPr>
+      </w:pPr>
+      <w:r>
         <w:rPr>
           <w:rFonts w:cs="Times New Roman"/>
           <w:b/>
@@ -682,8 +931,59 @@
           <w:szCs w:val="32"/>
           <w:lang w:val="en-US"/>
         </w:rPr>
-      </w:pPr>
-      <w:r>
+        <w:drawing>
+          <wp:anchor distT="0" distB="0" distL="114300" distR="114300" simplePos="0" relativeHeight="251665408" behindDoc="0" locked="0" layoutInCell="1" allowOverlap="1" wp14:anchorId="5D12E646" wp14:editId="3D2A099D">
+            <wp:simplePos x="0" y="0"/>
+            <wp:positionH relativeFrom="margin">
+              <wp:align>left</wp:align>
+            </wp:positionH>
+            <wp:positionV relativeFrom="paragraph">
+              <wp:posOffset>0</wp:posOffset>
+            </wp:positionV>
+            <wp:extent cx="5029200" cy="2828925"/>
+            <wp:effectExtent l="0" t="0" r="0" b="9525"/>
+            <wp:wrapTopAndBottom/>
+            <wp:docPr id="72741713" name="Picture 1"/>
+            <wp:cNvGraphicFramePr>
+              <a:graphicFrameLocks xmlns:a="http://schemas.openxmlformats.org/drawingml/2006/main" noChangeAspect="1"/>
+            </wp:cNvGraphicFramePr>
+            <a:graphic xmlns:a="http://schemas.openxmlformats.org/drawingml/2006/main">
+              <a:graphicData uri="http://schemas.openxmlformats.org/drawingml/2006/picture">
+                <pic:pic xmlns:pic="http://schemas.openxmlformats.org/drawingml/2006/picture">
+                  <pic:nvPicPr>
+                    <pic:cNvPr id="292517895" name=""/>
+                    <pic:cNvPicPr/>
+                  </pic:nvPicPr>
+                  <pic:blipFill>
+                    <a:blip r:embed="rId10" cstate="print">
+                      <a:extLst>
+                        <a:ext uri="{28A0092B-C50C-407E-A947-70E740481C1C}">
+                          <a14:useLocalDpi xmlns:a14="http://schemas.microsoft.com/office/drawing/2010/main" val="0"/>
+                        </a:ext>
+                      </a:extLst>
+                    </a:blip>
+                    <a:stretch>
+                      <a:fillRect/>
+                    </a:stretch>
+                  </pic:blipFill>
+                  <pic:spPr>
+                    <a:xfrm>
+                      <a:off x="0" y="0"/>
+                      <a:ext cx="5029200" cy="2828925"/>
+                    </a:xfrm>
+                    <a:prstGeom prst="rect">
+                      <a:avLst/>
+                    </a:prstGeom>
+                  </pic:spPr>
+                </pic:pic>
+              </a:graphicData>
+            </a:graphic>
+          </wp:anchor>
+        </w:drawing>
+      </w:r>
+    </w:p>
+    <w:p>
+      <w:pPr>
         <w:rPr>
           <w:rFonts w:cs="Times New Roman"/>
           <w:b/>
@@ -692,6 +992,16 @@
           <w:szCs w:val="32"/>
           <w:lang w:val="en-US"/>
         </w:rPr>
+      </w:pPr>
+      <w:r>
+        <w:rPr>
+          <w:rFonts w:cs="Times New Roman"/>
+          <w:b/>
+          <w:bCs/>
+          <w:sz w:val="32"/>
+          <w:szCs w:val="32"/>
+          <w:lang w:val="en-US"/>
+        </w:rPr>
         <w:lastRenderedPageBreak/>
         <w:t>Part 4 – Polish &amp; Collections</w:t>
       </w:r>
@@ -749,6 +1059,7 @@
           <w:rFonts w:cs="Times New Roman"/>
           <w:b/>
           <w:bCs/>
+          <w:noProof/>
           <w:lang w:val="en-US"/>
         </w:rPr>
         <w:drawing>
@@ -775,7 +1086,7 @@
                     <pic:cNvPicPr/>
                   </pic:nvPicPr>
                   <pic:blipFill>
-                    <a:blip r:embed="rId8" cstate="print">
+                    <a:blip r:embed="rId11" cstate="print">
                       <a:extLst>
                         <a:ext uri="{28A0092B-C50C-407E-A947-70E740481C1C}">
                           <a14:useLocalDpi xmlns:a14="http://schemas.microsoft.com/office/drawing/2010/main" val="0"/>
